--- a/other/devops-automation/notes.docx
+++ b/other/devops-automation/notes.docx
@@ -7,7 +7,7 @@
         <w:pStyle w:val="Heading1"/>
       </w:pPr>
       <w:r>
-        <w:t>Azure DevOps Presentation – Full Speaker Notes</w:t>
+        <w:t>Azure DevOps Presentation – Full Speaker Notes (Updated Purpose Slide)</w:t>
       </w:r>
     </w:p>
     <w:p>
@@ -68,21 +68,24 @@
         <w:pStyle w:val="Heading2"/>
       </w:pPr>
       <w:r>
-        <w:t>Slide 2 – Purpose and Objectives</w:t>
+        <w:t>Slide 2 – Purpose and Objectives (Aligned With Diagram)</w:t>
       </w:r>
     </w:p>
     <w:p>
       <w:r>
-        <w:t>Our environment uses ARM templates, Ansible, Power Automate, and other automation tools. Each works well, but they run independently without a unified framework.</w:t>
+        <w:t>The purpose of today’s session is to walk through why we’re shifting from a manual and script‑driven approach to a more structured and automated deployment model in Azure.</w:t>
         <w:br/>
         <w:br/>
-        <w:t>Azure DevOps provides that structure—connecting what we already have into a governed, standardized workflow.</w:t>
+        <w:t>Today, a lot of work still happens through the Azure portal or one‑off scripts. Those approaches work, but they’re difficult to standardize, hard to track, and can vary depending on who’s deploying and how they work.</w:t>
         <w:br/>
         <w:br/>
-        <w:t>Objectives include consistent deployments, stronger governance, secure credential management, improved visibility, and reduced manual effort.</w:t>
+        <w:t>Moving into Azure DevOps pipelines gives us a consistent, repeatable process. We define deployments as code, apply best practices across all teams, and ensure every deployment follows the same workflow.</w:t>
         <w:br/>
         <w:br/>
-        <w:t>DevOps doesn’t replace existing automation—it organizes it into a predictable, repeatable, auditable process.</w:t>
+        <w:t>The end goal is what you see in the diagram: fully automated Azure environments where deployments are predictable, auditable, secure, and require far less manual effort.</w:t>
+        <w:br/>
+        <w:br/>
+        <w:t>This presentation will show how Azure DevOps fits into that journey and how it improves governance, visibility, and operational control across our Azure environment.</w:t>
       </w:r>
     </w:p>
     <w:p>
